--- a/Knowledge/3-Work knowledge/1-Software Engineering/1-Software Engineering Fundamentals/5-My Source/4-Networks Devices/2-Types of Switches/3-Managed Switch.docx
+++ b/Knowledge/3-Work knowledge/1-Software Engineering/1-Software Engineering Fundamentals/5-My Source/4-Networks Devices/2-Types of Switches/3-Managed Switch.docx
@@ -4,44 +4,28 @@
   <w:body>
     <w:p>
       <w:pPr>
-        <w:keepNext/>
-        <w:keepLines/>
-        <w:spacing w:before="400" w:after="120" w:line="276" w:lineRule="auto"/>
-        <w:outlineLvl w:val="0"/>
-        <w:rPr>
-          <w:rFonts w:ascii="Arial" w:eastAsia="Arial" w:hAnsi="Arial" w:cs="Arial"/>
-          <w:kern w:val="0"/>
-          <w:sz w:val="40"/>
-          <w:szCs w:val="40"/>
-          <w:lang w:val="en"/>
-          <w14:ligatures w14:val="none"/>
+        <w:pStyle w:val="Heading1"/>
+        <w:rPr>
+          <w:rFonts w:eastAsia="Arial"/>
+          <w:lang w:val="en"/>
         </w:rPr>
       </w:pPr>
       <w:bookmarkStart w:id="0" w:name="_na73n9a07f4s" w:colFirst="0" w:colLast="0"/>
       <w:bookmarkEnd w:id="0"/>
       <w:r>
         <w:rPr>
-          <w:rFonts w:ascii="Arial" w:eastAsia="Arial" w:hAnsi="Arial" w:cs="Arial"/>
-          <w:kern w:val="0"/>
-          <w:sz w:val="40"/>
-          <w:szCs w:val="40"/>
-          <w:lang w:val="en"/>
-          <w14:ligatures w14:val="none"/>
+          <w:rFonts w:eastAsia="Arial"/>
+          <w:lang w:val="en"/>
         </w:rPr>
         <w:t>Managed Switch</w:t>
       </w:r>
     </w:p>
     <w:p>
       <w:pPr>
-        <w:spacing w:before="280" w:after="120" w:line="276" w:lineRule="auto"/>
-        <w:outlineLvl w:val="1"/>
-        <w:rPr>
-          <w:rFonts w:ascii="Arial" w:eastAsia="Arial" w:hAnsi="Arial" w:cs="Arial"/>
-          <w:kern w:val="0"/>
-          <w:sz w:val="32"/>
-          <w:szCs w:val="32"/>
-          <w:lang w:val="en"/>
-          <w14:ligatures w14:val="none"/>
+        <w:pStyle w:val="Heading2"/>
+        <w:rPr>
+          <w:rFonts w:eastAsia="Arial"/>
+          <w:lang w:val="en"/>
         </w:rPr>
       </w:pPr>
       <w:bookmarkStart w:id="1" w:name="_8t563xj1iloa" w:colFirst="0" w:colLast="0"/>
@@ -49,22 +33,14 @@
       <w:r>
         <w:rPr>
           <w:rFonts w:ascii="Segoe UI Emoji" w:eastAsia="Arial" w:hAnsi="Segoe UI Emoji" w:cs="Segoe UI Emoji"/>
-          <w:kern w:val="0"/>
-          <w:sz w:val="32"/>
-          <w:szCs w:val="32"/>
-          <w:lang w:val="en"/>
-          <w14:ligatures w14:val="none"/>
+          <w:lang w:val="en"/>
         </w:rPr>
         <w:t>⚙️</w:t>
       </w:r>
       <w:r>
         <w:rPr>
-          <w:rFonts w:ascii="Arial" w:eastAsia="Arial" w:hAnsi="Arial" w:cs="Arial"/>
-          <w:kern w:val="0"/>
-          <w:sz w:val="32"/>
-          <w:szCs w:val="32"/>
-          <w:lang w:val="en"/>
-          <w14:ligatures w14:val="none"/>
+          <w:rFonts w:eastAsia="Arial"/>
+          <w:lang w:val="en"/>
         </w:rPr>
         <w:t xml:space="preserve"> What is a Managed Switch?</w:t>
       </w:r>
@@ -106,6 +82,7 @@
         </w:rPr>
         <w:t xml:space="preserve">: </w:t>
       </w:r>
+      <w:proofErr w:type="spellStart"/>
       <w:r>
         <w:rPr>
           <w:rFonts w:ascii="Arial" w:eastAsia="Arial" w:hAnsi="Arial" w:cs="Arial"/>
@@ -117,7 +94,21 @@
           <w:lang w:val="en"/>
           <w14:ligatures w14:val="none"/>
         </w:rPr>
-        <w:t>Chatgpt (GPT</w:t>
+        <w:t>Chatgpt</w:t>
+      </w:r>
+      <w:proofErr w:type="spellEnd"/>
+      <w:r>
+        <w:rPr>
+          <w:rFonts w:ascii="Arial" w:eastAsia="Arial" w:hAnsi="Arial" w:cs="Arial"/>
+          <w:b/>
+          <w:kern w:val="0"/>
+          <w:sz w:val="22"/>
+          <w:szCs w:val="22"/>
+          <w:highlight w:val="darkGray"/>
+          <w:lang w:val="en"/>
+          <w14:ligatures w14:val="none"/>
+        </w:rPr>
+        <w:t xml:space="preserve"> (GPT</w:t>
       </w:r>
       <w:r>
         <w:rPr>
@@ -300,22 +291,17 @@
           <w:lang w:val="en"/>
           <w14:ligatures w14:val="none"/>
         </w:rPr>
-        <w:pict>
+        <w:pict w14:anchorId="2694B6C3">
           <v:rect id="_x0000_i1025" style="width:0;height:1.5pt" o:hralign="center" o:hrstd="t" o:hr="t" fillcolor="#a0a0a0" stroked="f"/>
         </w:pict>
       </w:r>
     </w:p>
     <w:p>
       <w:pPr>
-        <w:spacing w:before="280" w:after="120" w:line="276" w:lineRule="auto"/>
-        <w:outlineLvl w:val="1"/>
-        <w:rPr>
-          <w:rFonts w:ascii="Arial" w:eastAsia="Arial" w:hAnsi="Arial" w:cs="Arial"/>
-          <w:kern w:val="0"/>
-          <w:sz w:val="32"/>
-          <w:szCs w:val="32"/>
-          <w:lang w:val="en"/>
-          <w14:ligatures w14:val="none"/>
+        <w:pStyle w:val="Heading2"/>
+        <w:rPr>
+          <w:rFonts w:eastAsia="Arial"/>
+          <w:lang w:val="en"/>
         </w:rPr>
       </w:pPr>
       <w:bookmarkStart w:id="2" w:name="_5xlbknr6bur0" w:colFirst="0" w:colLast="0"/>
@@ -323,22 +309,14 @@
       <w:r>
         <w:rPr>
           <w:rFonts w:ascii="Segoe UI Emoji" w:eastAsia="Arial" w:hAnsi="Segoe UI Emoji" w:cs="Segoe UI Emoji"/>
-          <w:kern w:val="0"/>
-          <w:sz w:val="32"/>
-          <w:szCs w:val="32"/>
-          <w:lang w:val="en"/>
-          <w14:ligatures w14:val="none"/>
+          <w:lang w:val="en"/>
         </w:rPr>
         <w:t>🔧</w:t>
       </w:r>
       <w:r>
         <w:rPr>
-          <w:rFonts w:ascii="Arial" w:eastAsia="Arial" w:hAnsi="Arial" w:cs="Arial"/>
-          <w:kern w:val="0"/>
-          <w:sz w:val="32"/>
-          <w:szCs w:val="32"/>
-          <w:lang w:val="en"/>
-          <w14:ligatures w14:val="none"/>
+          <w:rFonts w:eastAsia="Arial"/>
+          <w:lang w:val="en"/>
         </w:rPr>
         <w:t xml:space="preserve"> Key Features of a Managed Switch</w:t>
       </w:r>
@@ -380,6 +358,7 @@
         </w:rPr>
         <w:t xml:space="preserve">: </w:t>
       </w:r>
+      <w:proofErr w:type="spellStart"/>
       <w:r>
         <w:rPr>
           <w:rFonts w:ascii="Arial" w:eastAsia="Arial" w:hAnsi="Arial" w:cs="Arial"/>
@@ -391,7 +370,21 @@
           <w:lang w:val="en"/>
           <w14:ligatures w14:val="none"/>
         </w:rPr>
-        <w:t>Chatgpt (GPT</w:t>
+        <w:t>Chatgpt</w:t>
+      </w:r>
+      <w:proofErr w:type="spellEnd"/>
+      <w:r>
+        <w:rPr>
+          <w:rFonts w:ascii="Arial" w:eastAsia="Arial" w:hAnsi="Arial" w:cs="Arial"/>
+          <w:b/>
+          <w:kern w:val="0"/>
+          <w:sz w:val="22"/>
+          <w:szCs w:val="22"/>
+          <w:highlight w:val="darkGray"/>
+          <w:lang w:val="en"/>
+          <w14:ligatures w14:val="none"/>
+        </w:rPr>
+        <w:t xml:space="preserve"> (GPT</w:t>
       </w:r>
       <w:r>
         <w:rPr>
@@ -443,7 +436,7 @@
           <w14:ligatures w14:val="none"/>
         </w:rPr>
         <w:drawing>
-          <wp:inline distT="114300" distB="114300" distL="114300" distR="114300" wp14:anchorId="6A5D9006" wp14:editId="226B2035">
+          <wp:inline distT="114300" distB="114300" distL="114300" distR="114300" wp14:anchorId="3234278A" wp14:editId="15DDA4AA">
             <wp:extent cx="5943600" cy="3060700"/>
             <wp:effectExtent l="0" t="0" r="0" b="0"/>
             <wp:docPr id="2" name="image4.png"/>
@@ -630,6 +623,7 @@
                 <w:lang w:val="en"/>
                 <w14:ligatures w14:val="none"/>
               </w:rPr>
+              <w:lastRenderedPageBreak/>
               <w:t>VLAN Support</w:t>
             </w:r>
           </w:p>
@@ -1305,22 +1299,17 @@
           <w:lang w:val="en"/>
           <w14:ligatures w14:val="none"/>
         </w:rPr>
-        <w:pict>
+        <w:pict w14:anchorId="7302C4D4">
           <v:rect id="_x0000_i1026" style="width:0;height:1.5pt" o:hralign="center" o:hrstd="t" o:hr="t" fillcolor="#a0a0a0" stroked="f"/>
         </w:pict>
       </w:r>
     </w:p>
     <w:p>
       <w:pPr>
-        <w:spacing w:before="280" w:after="120" w:line="276" w:lineRule="auto"/>
-        <w:outlineLvl w:val="1"/>
-        <w:rPr>
-          <w:rFonts w:ascii="Arial" w:eastAsia="Arial" w:hAnsi="Arial" w:cs="Arial"/>
-          <w:kern w:val="0"/>
-          <w:sz w:val="32"/>
-          <w:szCs w:val="32"/>
-          <w:lang w:val="en"/>
-          <w14:ligatures w14:val="none"/>
+        <w:pStyle w:val="Heading2"/>
+        <w:rPr>
+          <w:rFonts w:eastAsia="Arial"/>
+          <w:lang w:val="en"/>
         </w:rPr>
       </w:pPr>
       <w:bookmarkStart w:id="3" w:name="_5ksux6pvkd5y" w:colFirst="0" w:colLast="0"/>
@@ -1328,22 +1317,14 @@
       <w:r>
         <w:rPr>
           <w:rFonts w:ascii="Segoe UI Emoji" w:eastAsia="Arial" w:hAnsi="Segoe UI Emoji" w:cs="Segoe UI Emoji"/>
-          <w:kern w:val="0"/>
-          <w:sz w:val="32"/>
-          <w:szCs w:val="32"/>
-          <w:lang w:val="en"/>
-          <w14:ligatures w14:val="none"/>
+          <w:lang w:val="en"/>
         </w:rPr>
         <w:t>🏢</w:t>
       </w:r>
       <w:r>
         <w:rPr>
-          <w:rFonts w:ascii="Arial" w:eastAsia="Arial" w:hAnsi="Arial" w:cs="Arial"/>
-          <w:kern w:val="0"/>
-          <w:sz w:val="32"/>
-          <w:szCs w:val="32"/>
-          <w:lang w:val="en"/>
-          <w14:ligatures w14:val="none"/>
+          <w:rFonts w:eastAsia="Arial"/>
+          <w:lang w:val="en"/>
         </w:rPr>
         <w:t xml:space="preserve"> Common Use Cases</w:t>
       </w:r>
@@ -1385,6 +1366,7 @@
         </w:rPr>
         <w:t xml:space="preserve">: </w:t>
       </w:r>
+      <w:proofErr w:type="spellStart"/>
       <w:r>
         <w:rPr>
           <w:rFonts w:ascii="Arial" w:eastAsia="Arial" w:hAnsi="Arial" w:cs="Arial"/>
@@ -1396,7 +1378,21 @@
           <w:lang w:val="en"/>
           <w14:ligatures w14:val="none"/>
         </w:rPr>
-        <w:t>Chatgpt (GPT</w:t>
+        <w:t>Chatgpt</w:t>
+      </w:r>
+      <w:proofErr w:type="spellEnd"/>
+      <w:r>
+        <w:rPr>
+          <w:rFonts w:ascii="Arial" w:eastAsia="Arial" w:hAnsi="Arial" w:cs="Arial"/>
+          <w:b/>
+          <w:kern w:val="0"/>
+          <w:sz w:val="22"/>
+          <w:szCs w:val="22"/>
+          <w:highlight w:val="darkGray"/>
+          <w:lang w:val="en"/>
+          <w14:ligatures w14:val="none"/>
+        </w:rPr>
+        <w:t xml:space="preserve"> (GPT</w:t>
       </w:r>
       <w:r>
         <w:rPr>
@@ -1714,22 +1710,18 @@
           <w:lang w:val="en"/>
           <w14:ligatures w14:val="none"/>
         </w:rPr>
-        <w:pict>
+        <w:lastRenderedPageBreak/>
+        <w:pict w14:anchorId="4C45E643">
           <v:rect id="_x0000_i1027" style="width:0;height:1.5pt" o:hralign="center" o:hrstd="t" o:hr="t" fillcolor="#a0a0a0" stroked="f"/>
         </w:pict>
       </w:r>
     </w:p>
     <w:p>
       <w:pPr>
-        <w:spacing w:before="280" w:after="120" w:line="276" w:lineRule="auto"/>
-        <w:outlineLvl w:val="1"/>
-        <w:rPr>
-          <w:rFonts w:ascii="Arial" w:eastAsia="Arial" w:hAnsi="Arial" w:cs="Arial"/>
-          <w:kern w:val="0"/>
-          <w:sz w:val="32"/>
-          <w:szCs w:val="32"/>
-          <w:lang w:val="en"/>
-          <w14:ligatures w14:val="none"/>
+        <w:pStyle w:val="Heading2"/>
+        <w:rPr>
+          <w:rFonts w:eastAsia="Arial"/>
+          <w:lang w:val="en"/>
         </w:rPr>
       </w:pPr>
       <w:bookmarkStart w:id="4" w:name="_tv86upjfc6u1" w:colFirst="0" w:colLast="0"/>
@@ -1737,22 +1729,14 @@
       <w:r>
         <w:rPr>
           <w:rFonts w:ascii="Segoe UI Emoji" w:eastAsia="Arial" w:hAnsi="Segoe UI Emoji" w:cs="Segoe UI Emoji"/>
-          <w:kern w:val="0"/>
-          <w:sz w:val="32"/>
-          <w:szCs w:val="32"/>
-          <w:lang w:val="en"/>
-          <w14:ligatures w14:val="none"/>
+          <w:lang w:val="en"/>
         </w:rPr>
         <w:t>🖥️</w:t>
       </w:r>
       <w:r>
         <w:rPr>
-          <w:rFonts w:ascii="Arial" w:eastAsia="Arial" w:hAnsi="Arial" w:cs="Arial"/>
-          <w:kern w:val="0"/>
-          <w:sz w:val="32"/>
-          <w:szCs w:val="32"/>
-          <w:lang w:val="en"/>
-          <w14:ligatures w14:val="none"/>
+          <w:rFonts w:eastAsia="Arial"/>
+          <w:lang w:val="en"/>
         </w:rPr>
         <w:t xml:space="preserve"> Example Network Setup</w:t>
       </w:r>
@@ -1794,6 +1778,7 @@
         </w:rPr>
         <w:t xml:space="preserve">: </w:t>
       </w:r>
+      <w:proofErr w:type="spellStart"/>
       <w:r>
         <w:rPr>
           <w:rFonts w:ascii="Arial" w:eastAsia="Arial" w:hAnsi="Arial" w:cs="Arial"/>
@@ -1805,7 +1790,21 @@
           <w:lang w:val="en"/>
           <w14:ligatures w14:val="none"/>
         </w:rPr>
-        <w:t>Chatgpt (GPT</w:t>
+        <w:t>Chatgpt</w:t>
+      </w:r>
+      <w:proofErr w:type="spellEnd"/>
+      <w:r>
+        <w:rPr>
+          <w:rFonts w:ascii="Arial" w:eastAsia="Arial" w:hAnsi="Arial" w:cs="Arial"/>
+          <w:b/>
+          <w:kern w:val="0"/>
+          <w:sz w:val="22"/>
+          <w:szCs w:val="22"/>
+          <w:highlight w:val="darkGray"/>
+          <w:lang w:val="en"/>
+          <w14:ligatures w14:val="none"/>
+        </w:rPr>
+        <w:t xml:space="preserve"> (GPT</w:t>
       </w:r>
       <w:r>
         <w:rPr>
@@ -1857,7 +1856,7 @@
           <w14:ligatures w14:val="none"/>
         </w:rPr>
         <w:drawing>
-          <wp:inline distT="114300" distB="114300" distL="114300" distR="114300" wp14:anchorId="02BF458F" wp14:editId="7EDC2A2E">
+          <wp:inline distT="114300" distB="114300" distL="114300" distR="114300" wp14:anchorId="309F6BE3" wp14:editId="6EFAAB3E">
             <wp:extent cx="5943600" cy="2489200"/>
             <wp:effectExtent l="0" t="0" r="0" b="0"/>
             <wp:docPr id="3" name="image2.png"/>
@@ -2250,7 +2249,51 @@
           <w:lang w:val="en"/>
           <w14:ligatures w14:val="none"/>
         </w:rPr>
-        <w:t xml:space="preserve">         VLAN 1  VLAN 2  VLAN 3</w:t>
+        <w:t xml:space="preserve">         VLAN </w:t>
+      </w:r>
+      <w:proofErr w:type="gramStart"/>
+      <w:r>
+        <w:rPr>
+          <w:rFonts w:ascii="Roboto Mono" w:eastAsia="Roboto Mono" w:hAnsi="Roboto Mono" w:cs="Arial"/>
+          <w:kern w:val="0"/>
+          <w:szCs w:val="22"/>
+          <w:lang w:val="en"/>
+          <w14:ligatures w14:val="none"/>
+        </w:rPr>
+        <w:t>1  VLAN</w:t>
+      </w:r>
+      <w:proofErr w:type="gramEnd"/>
+      <w:r>
+        <w:rPr>
+          <w:rFonts w:ascii="Roboto Mono" w:eastAsia="Roboto Mono" w:hAnsi="Roboto Mono" w:cs="Arial"/>
+          <w:kern w:val="0"/>
+          <w:szCs w:val="22"/>
+          <w:lang w:val="en"/>
+          <w14:ligatures w14:val="none"/>
+        </w:rPr>
+        <w:t xml:space="preserve"> </w:t>
+      </w:r>
+      <w:proofErr w:type="gramStart"/>
+      <w:r>
+        <w:rPr>
+          <w:rFonts w:ascii="Roboto Mono" w:eastAsia="Roboto Mono" w:hAnsi="Roboto Mono" w:cs="Arial"/>
+          <w:kern w:val="0"/>
+          <w:szCs w:val="22"/>
+          <w:lang w:val="en"/>
+          <w14:ligatures w14:val="none"/>
+        </w:rPr>
+        <w:t>2  VLAN</w:t>
+      </w:r>
+      <w:proofErr w:type="gramEnd"/>
+      <w:r>
+        <w:rPr>
+          <w:rFonts w:ascii="Roboto Mono" w:eastAsia="Roboto Mono" w:hAnsi="Roboto Mono" w:cs="Arial"/>
+          <w:kern w:val="0"/>
+          <w:szCs w:val="22"/>
+          <w:lang w:val="en"/>
+          <w14:ligatures w14:val="none"/>
+        </w:rPr>
+        <w:t xml:space="preserve"> 3</w:t>
       </w:r>
     </w:p>
     <w:p>
@@ -2273,7 +2316,51 @@
           <w:lang w:val="en"/>
           <w14:ligatures w14:val="none"/>
         </w:rPr>
-        <w:t xml:space="preserve">         (HR)   (IT)   (Guests)</w:t>
+        <w:t xml:space="preserve">         (</w:t>
+      </w:r>
+      <w:proofErr w:type="gramStart"/>
+      <w:r>
+        <w:rPr>
+          <w:rFonts w:ascii="Roboto Mono" w:eastAsia="Roboto Mono" w:hAnsi="Roboto Mono" w:cs="Arial"/>
+          <w:kern w:val="0"/>
+          <w:szCs w:val="22"/>
+          <w:lang w:val="en"/>
+          <w14:ligatures w14:val="none"/>
+        </w:rPr>
+        <w:t xml:space="preserve">HR)   </w:t>
+      </w:r>
+      <w:proofErr w:type="gramEnd"/>
+      <w:r>
+        <w:rPr>
+          <w:rFonts w:ascii="Roboto Mono" w:eastAsia="Roboto Mono" w:hAnsi="Roboto Mono" w:cs="Arial"/>
+          <w:kern w:val="0"/>
+          <w:szCs w:val="22"/>
+          <w:lang w:val="en"/>
+          <w14:ligatures w14:val="none"/>
+        </w:rPr>
+        <w:t>(</w:t>
+      </w:r>
+      <w:proofErr w:type="gramStart"/>
+      <w:r>
+        <w:rPr>
+          <w:rFonts w:ascii="Roboto Mono" w:eastAsia="Roboto Mono" w:hAnsi="Roboto Mono" w:cs="Arial"/>
+          <w:kern w:val="0"/>
+          <w:szCs w:val="22"/>
+          <w:lang w:val="en"/>
+          <w14:ligatures w14:val="none"/>
+        </w:rPr>
+        <w:t xml:space="preserve">IT)   </w:t>
+      </w:r>
+      <w:proofErr w:type="gramEnd"/>
+      <w:r>
+        <w:rPr>
+          <w:rFonts w:ascii="Roboto Mono" w:eastAsia="Roboto Mono" w:hAnsi="Roboto Mono" w:cs="Arial"/>
+          <w:kern w:val="0"/>
+          <w:szCs w:val="22"/>
+          <w:lang w:val="en"/>
+          <w14:ligatures w14:val="none"/>
+        </w:rPr>
+        <w:t>(Guests)</w:t>
       </w:r>
     </w:p>
     <w:p>
@@ -2309,22 +2396,17 @@
           <w:lang w:val="en"/>
           <w14:ligatures w14:val="none"/>
         </w:rPr>
-        <w:pict>
+        <w:pict w14:anchorId="21886A2D">
           <v:rect id="_x0000_i1028" style="width:0;height:1.5pt" o:hralign="center" o:hrstd="t" o:hr="t" fillcolor="#a0a0a0" stroked="f"/>
         </w:pict>
       </w:r>
     </w:p>
     <w:p>
       <w:pPr>
-        <w:spacing w:before="280" w:after="120" w:line="276" w:lineRule="auto"/>
-        <w:outlineLvl w:val="1"/>
-        <w:rPr>
-          <w:rFonts w:ascii="Arial" w:eastAsia="Arial" w:hAnsi="Arial" w:cs="Arial"/>
-          <w:kern w:val="0"/>
-          <w:sz w:val="32"/>
-          <w:szCs w:val="32"/>
-          <w:lang w:val="en"/>
-          <w14:ligatures w14:val="none"/>
+        <w:pStyle w:val="Heading2"/>
+        <w:rPr>
+          <w:rFonts w:eastAsia="Arial"/>
+          <w:lang w:val="en"/>
         </w:rPr>
       </w:pPr>
       <w:bookmarkStart w:id="5" w:name="_t0ybb5lyboyx" w:colFirst="0" w:colLast="0"/>
@@ -2332,22 +2414,14 @@
       <w:r>
         <w:rPr>
           <w:rFonts w:ascii="Segoe UI Emoji" w:eastAsia="Arial" w:hAnsi="Segoe UI Emoji" w:cs="Segoe UI Emoji"/>
-          <w:kern w:val="0"/>
-          <w:sz w:val="32"/>
-          <w:szCs w:val="32"/>
-          <w:lang w:val="en"/>
-          <w14:ligatures w14:val="none"/>
+          <w:lang w:val="en"/>
         </w:rPr>
         <w:t>🆚</w:t>
       </w:r>
       <w:r>
         <w:rPr>
-          <w:rFonts w:ascii="Arial" w:eastAsia="Arial" w:hAnsi="Arial" w:cs="Arial"/>
-          <w:kern w:val="0"/>
-          <w:sz w:val="32"/>
-          <w:szCs w:val="32"/>
-          <w:lang w:val="en"/>
-          <w14:ligatures w14:val="none"/>
+          <w:rFonts w:eastAsia="Arial"/>
+          <w:lang w:val="en"/>
         </w:rPr>
         <w:t xml:space="preserve"> Managed vs Unmanaged Switch</w:t>
       </w:r>
@@ -2389,6 +2463,7 @@
         </w:rPr>
         <w:t xml:space="preserve">: </w:t>
       </w:r>
+      <w:proofErr w:type="spellStart"/>
       <w:r>
         <w:rPr>
           <w:rFonts w:ascii="Arial" w:eastAsia="Arial" w:hAnsi="Arial" w:cs="Arial"/>
@@ -2400,7 +2475,21 @@
           <w:lang w:val="en"/>
           <w14:ligatures w14:val="none"/>
         </w:rPr>
-        <w:t>Chatgpt (GPT</w:t>
+        <w:t>Chatgpt</w:t>
+      </w:r>
+      <w:proofErr w:type="spellEnd"/>
+      <w:r>
+        <w:rPr>
+          <w:rFonts w:ascii="Arial" w:eastAsia="Arial" w:hAnsi="Arial" w:cs="Arial"/>
+          <w:b/>
+          <w:kern w:val="0"/>
+          <w:sz w:val="22"/>
+          <w:szCs w:val="22"/>
+          <w:highlight w:val="darkGray"/>
+          <w:lang w:val="en"/>
+          <w14:ligatures w14:val="none"/>
+        </w:rPr>
+        <w:t xml:space="preserve"> (GPT</w:t>
       </w:r>
       <w:r>
         <w:rPr>
@@ -2451,8 +2540,9 @@
           <w:lang w:val="en"/>
           <w14:ligatures w14:val="none"/>
         </w:rPr>
+        <w:lastRenderedPageBreak/>
         <w:drawing>
-          <wp:inline distT="114300" distB="114300" distL="114300" distR="114300" wp14:anchorId="5F4B1F7F" wp14:editId="6004348F">
+          <wp:inline distT="114300" distB="114300" distL="114300" distR="114300" wp14:anchorId="095E158B" wp14:editId="796D3D20">
             <wp:extent cx="5943600" cy="2679700"/>
             <wp:effectExtent l="0" t="0" r="0" b="0"/>
             <wp:docPr id="1" name="image3.png"/>
@@ -3617,22 +3707,17 @@
           <w:lang w:val="en"/>
           <w14:ligatures w14:val="none"/>
         </w:rPr>
-        <w:pict>
+        <w:pict w14:anchorId="6ECEE756">
           <v:rect id="_x0000_i1029" style="width:0;height:1.5pt" o:hralign="center" o:hrstd="t" o:hr="t" fillcolor="#a0a0a0" stroked="f"/>
         </w:pict>
       </w:r>
     </w:p>
     <w:p>
       <w:pPr>
-        <w:spacing w:before="280" w:after="120" w:line="276" w:lineRule="auto"/>
-        <w:outlineLvl w:val="1"/>
-        <w:rPr>
-          <w:rFonts w:ascii="Arial" w:eastAsia="Arial" w:hAnsi="Arial" w:cs="Arial"/>
-          <w:kern w:val="0"/>
-          <w:sz w:val="32"/>
-          <w:szCs w:val="32"/>
-          <w:lang w:val="en"/>
-          <w14:ligatures w14:val="none"/>
+        <w:pStyle w:val="Heading2"/>
+        <w:rPr>
+          <w:rFonts w:eastAsia="Arial"/>
+          <w:lang w:val="en"/>
         </w:rPr>
       </w:pPr>
       <w:bookmarkStart w:id="6" w:name="_uvmkt6qi1b8b" w:colFirst="0" w:colLast="0"/>
@@ -3640,22 +3725,14 @@
       <w:r>
         <w:rPr>
           <w:rFonts w:ascii="Segoe UI Emoji" w:eastAsia="Arial" w:hAnsi="Segoe UI Emoji" w:cs="Segoe UI Emoji"/>
-          <w:kern w:val="0"/>
-          <w:sz w:val="32"/>
-          <w:szCs w:val="32"/>
-          <w:lang w:val="en"/>
-          <w14:ligatures w14:val="none"/>
+          <w:lang w:val="en"/>
         </w:rPr>
         <w:t>🎯</w:t>
       </w:r>
       <w:r>
         <w:rPr>
-          <w:rFonts w:ascii="Arial" w:eastAsia="Arial" w:hAnsi="Arial" w:cs="Arial"/>
-          <w:kern w:val="0"/>
-          <w:sz w:val="32"/>
-          <w:szCs w:val="32"/>
-          <w:lang w:val="en"/>
-          <w14:ligatures w14:val="none"/>
+          <w:rFonts w:eastAsia="Arial"/>
+          <w:lang w:val="en"/>
         </w:rPr>
         <w:t xml:space="preserve"> Common Brands and Models</w:t>
       </w:r>
@@ -3697,6 +3774,7 @@
         </w:rPr>
         <w:t xml:space="preserve">: </w:t>
       </w:r>
+      <w:proofErr w:type="spellStart"/>
       <w:r>
         <w:rPr>
           <w:rFonts w:ascii="Arial" w:eastAsia="Arial" w:hAnsi="Arial" w:cs="Arial"/>
@@ -3708,7 +3786,21 @@
           <w:lang w:val="en"/>
           <w14:ligatures w14:val="none"/>
         </w:rPr>
-        <w:t>Chatgpt (GPT</w:t>
+        <w:t>Chatgpt</w:t>
+      </w:r>
+      <w:proofErr w:type="spellEnd"/>
+      <w:r>
+        <w:rPr>
+          <w:rFonts w:ascii="Arial" w:eastAsia="Arial" w:hAnsi="Arial" w:cs="Arial"/>
+          <w:b/>
+          <w:kern w:val="0"/>
+          <w:sz w:val="22"/>
+          <w:szCs w:val="22"/>
+          <w:highlight w:val="darkGray"/>
+          <w:lang w:val="en"/>
+          <w14:ligatures w14:val="none"/>
+        </w:rPr>
+        <w:t xml:space="preserve"> (GPT</w:t>
       </w:r>
       <w:r>
         <w:rPr>
@@ -3759,8 +3851,9 @@
           <w:lang w:val="en"/>
           <w14:ligatures w14:val="none"/>
         </w:rPr>
+        <w:lastRenderedPageBreak/>
         <w:drawing>
-          <wp:inline distT="114300" distB="114300" distL="114300" distR="114300" wp14:anchorId="1C614198" wp14:editId="5A1E306B">
+          <wp:inline distT="114300" distB="114300" distL="114300" distR="114300" wp14:anchorId="128DD20B" wp14:editId="65BFB6F4">
             <wp:extent cx="5943600" cy="1993900"/>
             <wp:effectExtent l="0" t="0" r="0" b="0"/>
             <wp:docPr id="4" name="image1.png"/>
@@ -4111,6 +4204,7 @@
                 <w14:ligatures w14:val="none"/>
               </w:rPr>
             </w:pPr>
+            <w:proofErr w:type="spellStart"/>
             <w:r>
               <w:rPr>
                 <w:rFonts w:ascii="Roboto Mono" w:eastAsia="Roboto Mono" w:hAnsi="Roboto Mono" w:cs="Arial"/>
@@ -4123,6 +4217,7 @@
               </w:rPr>
               <w:t>Netgear</w:t>
             </w:r>
+            <w:proofErr w:type="spellEnd"/>
           </w:p>
         </w:tc>
         <w:tc>
@@ -4153,6 +4248,7 @@
                 <w14:ligatures w14:val="none"/>
               </w:rPr>
             </w:pPr>
+            <w:proofErr w:type="spellStart"/>
             <w:r>
               <w:rPr>
                 <w:rFonts w:ascii="Roboto Mono" w:eastAsia="Roboto Mono" w:hAnsi="Roboto Mono" w:cs="Arial"/>
@@ -4161,7 +4257,18 @@
                 <w:lang w:val="en"/>
                 <w14:ligatures w14:val="none"/>
               </w:rPr>
-              <w:t>ProSAFE managed switches</w:t>
+              <w:t>ProSAFE</w:t>
+            </w:r>
+            <w:proofErr w:type="spellEnd"/>
+            <w:r>
+              <w:rPr>
+                <w:rFonts w:ascii="Roboto Mono" w:eastAsia="Roboto Mono" w:hAnsi="Roboto Mono" w:cs="Arial"/>
+                <w:kern w:val="0"/>
+                <w:szCs w:val="22"/>
+                <w:lang w:val="en"/>
+                <w14:ligatures w14:val="none"/>
+              </w:rPr>
+              <w:t xml:space="preserve"> managed switches</w:t>
             </w:r>
           </w:p>
         </w:tc>
@@ -4285,6 +4392,7 @@
                 <w14:ligatures w14:val="none"/>
               </w:rPr>
             </w:pPr>
+            <w:proofErr w:type="spellStart"/>
             <w:r>
               <w:rPr>
                 <w:rFonts w:ascii="Roboto Mono" w:eastAsia="Roboto Mono" w:hAnsi="Roboto Mono" w:cs="Arial"/>
@@ -4297,6 +4405,7 @@
               </w:rPr>
               <w:t>MikroTik</w:t>
             </w:r>
+            <w:proofErr w:type="spellEnd"/>
           </w:p>
         </w:tc>
         <w:tc>
@@ -4361,7 +4470,7 @@
           <w:lang w:val="en"/>
           <w14:ligatures w14:val="none"/>
         </w:rPr>
-        <w:pict>
+        <w:pict w14:anchorId="06DA8902">
           <v:rect id="_x0000_i1030" style="width:0;height:1.5pt" o:hralign="center" o:hrstd="t" o:hr="t" fillcolor="#a0a0a0" stroked="f"/>
         </w:pict>
       </w:r>
@@ -4939,7 +5048,6 @@
     <w:next w:val="Normal"/>
     <w:link w:val="Heading2Char"/>
     <w:uiPriority w:val="9"/>
-    <w:semiHidden/>
     <w:unhideWhenUsed/>
     <w:qFormat/>
     <w:rsid w:val="005B5903"/>
@@ -5156,7 +5264,6 @@
     <w:basedOn w:val="DefaultParagraphFont"/>
     <w:link w:val="Heading2"/>
     <w:uiPriority w:val="9"/>
-    <w:semiHidden/>
     <w:rsid w:val="005B5903"/>
     <w:rPr>
       <w:rFonts w:asciiTheme="majorHAnsi" w:eastAsiaTheme="majorEastAsia" w:hAnsiTheme="majorHAnsi" w:cstheme="majorBidi"/>
